--- a/lab-03/Отчёт.docx
+++ b/lab-03/Отчёт.docx
@@ -3137,6 +3137,7 @@
       <w:r>
         <w:rPr>
           <w:rStyle w:val="apple-converted-space"/>
+          <w:noProof/>
           <w:color w:val="000000"/>
           <w:sz w:val="28"/>
           <w:szCs w:val="28"/>
@@ -3251,6 +3252,7 @@
       <w:r>
         <w:rPr>
           <w:rStyle w:val="apple-converted-space"/>
+          <w:noProof/>
           <w:color w:val="000000"/>
           <w:sz w:val="28"/>
           <w:szCs w:val="28"/>
@@ -3527,6 +3529,7 @@
       <w:r>
         <w:rPr>
           <w:rStyle w:val="apple-converted-space"/>
+          <w:noProof/>
           <w:color w:val="000000"/>
           <w:sz w:val="28"/>
           <w:szCs w:val="28"/>
@@ -3741,6 +3744,7 @@
       <w:r>
         <w:rPr>
           <w:rStyle w:val="apple-converted-space"/>
+          <w:noProof/>
           <w:color w:val="000000"/>
           <w:sz w:val="28"/>
           <w:szCs w:val="28"/>
@@ -3968,6 +3972,7 @@
       <w:r>
         <w:rPr>
           <w:rStyle w:val="apple-converted-space"/>
+          <w:noProof/>
           <w:color w:val="000000"/>
           <w:sz w:val="28"/>
           <w:szCs w:val="28"/>
@@ -4513,6 +4518,7 @@
       <w:r>
         <w:rPr>
           <w:rStyle w:val="apple-converted-space"/>
+          <w:noProof/>
           <w:color w:val="000000"/>
           <w:sz w:val="28"/>
           <w:szCs w:val="28"/>
@@ -4640,6 +4646,7 @@
       <w:r>
         <w:rPr>
           <w:rStyle w:val="apple-converted-space"/>
+          <w:noProof/>
           <w:color w:val="000000"/>
           <w:sz w:val="28"/>
           <w:szCs w:val="28"/>
@@ -4753,6 +4760,7 @@
       <w:r>
         <w:rPr>
           <w:rStyle w:val="apple-converted-space"/>
+          <w:noProof/>
           <w:color w:val="000000"/>
           <w:sz w:val="28"/>
           <w:szCs w:val="28"/>
@@ -4858,6 +4866,7 @@
           <w:rStyle w:val="apple-converted-space"/>
           <w:b/>
           <w:bCs/>
+          <w:noProof/>
           <w:color w:val="000000"/>
           <w:sz w:val="28"/>
           <w:szCs w:val="28"/>
@@ -4920,6 +4929,7 @@
           <w:rStyle w:val="apple-converted-space"/>
           <w:b/>
           <w:bCs/>
+          <w:noProof/>
           <w:color w:val="000000"/>
           <w:sz w:val="28"/>
           <w:szCs w:val="28"/>
@@ -4982,6 +4992,7 @@
           <w:rStyle w:val="apple-converted-space"/>
           <w:b/>
           <w:bCs/>
+          <w:noProof/>
           <w:color w:val="000000"/>
           <w:sz w:val="28"/>
           <w:szCs w:val="28"/>
@@ -5044,6 +5055,7 @@
           <w:rStyle w:val="apple-converted-space"/>
           <w:b/>
           <w:bCs/>
+          <w:noProof/>
           <w:color w:val="000000"/>
           <w:sz w:val="28"/>
           <w:szCs w:val="28"/>
@@ -5107,6 +5119,7 @@
           <w:rStyle w:val="apple-converted-space"/>
           <w:b/>
           <w:bCs/>
+          <w:noProof/>
           <w:color w:val="000000"/>
           <w:sz w:val="28"/>
           <w:szCs w:val="28"/>
@@ -5206,6 +5219,50 @@
     </w:p>
     <w:p>
       <w:pPr>
+        <w:ind w:firstLine="567"/>
+        <w:rPr>
+          <w:rStyle w:val="apple-converted-space"/>
+          <w:color w:val="000000"/>
+          <w:sz w:val="28"/>
+          <w:szCs w:val="28"/>
+          <w:lang w:val="ru-RU"/>
+        </w:rPr>
+      </w:pPr>
+      <w:r>
+        <w:rPr>
+          <w:rStyle w:val="apple-converted-space"/>
+          <w:color w:val="000000"/>
+          <w:sz w:val="28"/>
+          <w:szCs w:val="28"/>
+          <w:lang w:val="ru-RU"/>
+        </w:rPr>
+        <w:t xml:space="preserve">На основе выполненной работы можно заключить, что алгоритм RSA опирается на вычислительную сложность разложения больших целых чисел на множители, а безопасность передачи данных достигается за счёт применения пары связанных ключей — открытого и закрытого. Выбор простых чисел p и q, вычисление модуля r и функции Эйлера позволяют сформировать уникальную ключевую пару. Ключевую роль в реализации алгоритма играют расширенный алгоритм Евклида, необходимый для нахождения </w:t>
+      </w:r>
+      <w:proofErr w:type="spellStart"/>
+      <w:r>
+        <w:rPr>
+          <w:rStyle w:val="apple-converted-space"/>
+          <w:color w:val="000000"/>
+          <w:sz w:val="28"/>
+          <w:szCs w:val="28"/>
+          <w:lang w:val="ru-RU"/>
+        </w:rPr>
+        <w:t>мультипликативно</w:t>
+      </w:r>
+      <w:proofErr w:type="spellEnd"/>
+      <w:r>
+        <w:rPr>
+          <w:rStyle w:val="apple-converted-space"/>
+          <w:color w:val="000000"/>
+          <w:sz w:val="28"/>
+          <w:szCs w:val="28"/>
+          <w:lang w:val="ru-RU"/>
+        </w:rPr>
+        <w:t xml:space="preserve"> обратного элемента, и алгоритм быстрого возведения в степень по модулю, обеспечивающий эффективную обработку каждого байта данных даже при больших значениях экспонент. Таким образом, RSA целесообразно применять в задачах, где на первый план выходят защищённый обмен ключами и подтверждение подлинности данных. Несмотря на более низкую скорость работы по сравнению с симметричными алгоритмами, данная криптосистема обеспечивает высокий уровень безопасности.</w:t>
+      </w:r>
+    </w:p>
+    <w:p>
+      <w:pPr>
         <w:pStyle w:val="zfr3q"/>
         <w:spacing w:before="0" w:beforeAutospacing="0" w:after="0" w:afterAutospacing="0"/>
         <w:ind w:firstLine="709"/>
@@ -5218,182 +5275,6 @@
           <w:lang w:val="ru-RU"/>
         </w:rPr>
       </w:pPr>
-      <w:r>
-        <w:rPr>
-          <w:rStyle w:val="apple-converted-space"/>
-          <w:color w:val="000000"/>
-          <w:sz w:val="28"/>
-          <w:szCs w:val="28"/>
-          <w:lang w:val="ru-RU"/>
-        </w:rPr>
-        <w:t xml:space="preserve">На основе работы можно сделать вывод, что </w:t>
-      </w:r>
-      <w:r>
-        <w:rPr>
-          <w:rStyle w:val="apple-converted-space"/>
-          <w:color w:val="000000"/>
-          <w:sz w:val="28"/>
-          <w:szCs w:val="28"/>
-          <w:lang w:val="ru-RU"/>
-        </w:rPr>
-        <w:t xml:space="preserve">данный алгоритм </w:t>
-      </w:r>
-      <w:r>
-        <w:rPr>
-          <w:rStyle w:val="apple-converted-space"/>
-          <w:color w:val="000000"/>
-          <w:sz w:val="28"/>
-          <w:szCs w:val="28"/>
-        </w:rPr>
-        <w:t>RSA</w:t>
-      </w:r>
-      <w:r>
-        <w:rPr>
-          <w:rStyle w:val="apple-converted-space"/>
-          <w:color w:val="000000"/>
-          <w:sz w:val="28"/>
-          <w:szCs w:val="28"/>
-          <w:lang w:val="ru-RU"/>
-        </w:rPr>
-        <w:t xml:space="preserve"> базируется на вычислительной сложности задачи факторизации больших целых чисел, где безопасность передачи данных обеспечивается использованием пары связанных ключей: открытого и </w:t>
-      </w:r>
-      <w:r>
-        <w:rPr>
-          <w:rStyle w:val="apple-converted-space"/>
-          <w:color w:val="000000"/>
-          <w:sz w:val="28"/>
-          <w:szCs w:val="28"/>
-          <w:lang w:val="ru-RU"/>
-        </w:rPr>
-        <w:t>закрытого</w:t>
-      </w:r>
-      <w:r>
-        <w:rPr>
-          <w:rStyle w:val="apple-converted-space"/>
-          <w:color w:val="000000"/>
-          <w:sz w:val="28"/>
-          <w:szCs w:val="28"/>
-          <w:lang w:val="ru-RU"/>
-        </w:rPr>
-        <w:t>.</w:t>
-      </w:r>
-      <w:r>
-        <w:rPr>
-          <w:rStyle w:val="apple-converted-space"/>
-          <w:color w:val="000000"/>
-          <w:sz w:val="28"/>
-          <w:szCs w:val="28"/>
-          <w:lang w:val="ru-RU"/>
-        </w:rPr>
-        <w:t xml:space="preserve"> </w:t>
-      </w:r>
-      <w:r>
-        <w:rPr>
-          <w:rStyle w:val="apple-converted-space"/>
-          <w:color w:val="000000"/>
-          <w:sz w:val="28"/>
-          <w:szCs w:val="28"/>
-          <w:lang w:val="ru-RU"/>
-        </w:rPr>
-        <w:t xml:space="preserve">Использование простых чисел p и q, расчет r и функции Эйлера, позволяет сформировать уникальную ключевую пару. </w:t>
-      </w:r>
-      <w:r>
-        <w:rPr>
-          <w:rStyle w:val="apple-converted-space"/>
-          <w:color w:val="000000"/>
-          <w:sz w:val="28"/>
-          <w:szCs w:val="28"/>
-          <w:lang w:val="ru-RU"/>
-        </w:rPr>
-        <w:t xml:space="preserve">Также ключевую </w:t>
-      </w:r>
-      <w:r>
-        <w:rPr>
-          <w:rStyle w:val="apple-converted-space"/>
-          <w:color w:val="000000"/>
-          <w:sz w:val="28"/>
-          <w:szCs w:val="28"/>
-          <w:lang w:val="ru-RU"/>
-        </w:rPr>
-        <w:t xml:space="preserve">роль играют расширенный алгоритм Евклида, необходимый для нахождения </w:t>
-      </w:r>
-      <w:proofErr w:type="spellStart"/>
-      <w:r>
-        <w:rPr>
-          <w:rStyle w:val="apple-converted-space"/>
-          <w:color w:val="000000"/>
-          <w:sz w:val="28"/>
-          <w:szCs w:val="28"/>
-          <w:lang w:val="ru-RU"/>
-        </w:rPr>
-        <w:t>мультипликативно</w:t>
-      </w:r>
-      <w:proofErr w:type="spellEnd"/>
-      <w:r>
-        <w:rPr>
-          <w:rStyle w:val="apple-converted-space"/>
-          <w:color w:val="000000"/>
-          <w:sz w:val="28"/>
-          <w:szCs w:val="28"/>
-          <w:lang w:val="ru-RU"/>
-        </w:rPr>
-        <w:t xml:space="preserve"> обратного элемента и алгоритм быстрого возведения в степень по модулю</w:t>
-      </w:r>
-      <w:r>
-        <w:rPr>
-          <w:rStyle w:val="apple-converted-space"/>
-          <w:color w:val="000000"/>
-          <w:sz w:val="28"/>
-          <w:szCs w:val="28"/>
-          <w:lang w:val="ru-RU"/>
-        </w:rPr>
-        <w:t xml:space="preserve">, который </w:t>
-      </w:r>
-      <w:r>
-        <w:rPr>
-          <w:rStyle w:val="apple-converted-space"/>
-          <w:color w:val="000000"/>
-          <w:sz w:val="28"/>
-          <w:szCs w:val="28"/>
-          <w:lang w:val="ru-RU"/>
-        </w:rPr>
-        <w:t>позволяет эффективно оперировать большими значениями экспонент при обработке каждого байта информации.</w:t>
-      </w:r>
-    </w:p>
-    <w:p>
-      <w:pPr>
-        <w:pStyle w:val="zfr3q"/>
-        <w:spacing w:before="0" w:beforeAutospacing="0" w:after="0" w:afterAutospacing="0"/>
-        <w:ind w:firstLine="709"/>
-        <w:jc w:val="both"/>
-        <w:rPr>
-          <w:rStyle w:val="apple-converted-space"/>
-          <w:color w:val="000000"/>
-          <w:sz w:val="28"/>
-          <w:szCs w:val="28"/>
-          <w:lang w:val="ru-RU"/>
-        </w:rPr>
-      </w:pPr>
-      <w:r>
-        <w:rPr>
-          <w:rStyle w:val="apple-converted-space"/>
-          <w:color w:val="000000"/>
-          <w:sz w:val="28"/>
-          <w:szCs w:val="28"/>
-          <w:lang w:val="ru-RU"/>
-        </w:rPr>
-        <w:t>Таким образом, метод RSA целесообразно применять в задачах, где приоритетом является защищенный обмен ключами и аутентичность данных. Несмотря на более низкую скорость работы по сравнению с симметричными алгоритмами, данная система обеспечивает высокий уровень безопасности</w:t>
-      </w:r>
-      <w:r>
-        <w:rPr>
-          <w:rStyle w:val="apple-converted-space"/>
-          <w:color w:val="000000"/>
-          <w:sz w:val="28"/>
-          <w:szCs w:val="28"/>
-          <w:lang w:val="ru-RU"/>
-        </w:rPr>
-        <w:t>.</w:t>
-      </w:r>
     </w:p>
     <w:p>
       <w:pPr>
@@ -6563,6 +6444,7 @@
           <w:szCs w:val="28"/>
           <w:lang w:val="ru-RU"/>
         </w:rPr>
+        <w:lastRenderedPageBreak/>
         <w:t xml:space="preserve">Задано простое </w:t>
       </w:r>
       <w:r>
@@ -6646,7 +6528,6 @@
           <w:szCs w:val="28"/>
           <w:lang w:val="ru-RU"/>
         </w:rPr>
-        <w:lastRenderedPageBreak/>
         <w:t xml:space="preserve">Диапазон поиска первообразных [2; </w:t>
       </w:r>
       <w:r>
@@ -11341,6 +11222,7 @@
                 <w:sz w:val="28"/>
                 <w:szCs w:val="28"/>
               </w:rPr>
+              <w:lastRenderedPageBreak/>
               <w:t>39</w:t>
             </w:r>
           </w:p>
@@ -11575,7 +11457,6 @@
                 <w:sz w:val="28"/>
                 <w:szCs w:val="28"/>
               </w:rPr>
-              <w:lastRenderedPageBreak/>
               <w:t>41</w:t>
             </w:r>
           </w:p>
@@ -16275,6 +16156,7 @@
                 <w:sz w:val="28"/>
                 <w:szCs w:val="28"/>
               </w:rPr>
+              <w:lastRenderedPageBreak/>
               <w:t>81</w:t>
             </w:r>
           </w:p>
@@ -16510,7 +16392,6 @@
                 <w:sz w:val="28"/>
                 <w:szCs w:val="28"/>
               </w:rPr>
-              <w:lastRenderedPageBreak/>
               <w:t>83</w:t>
             </w:r>
           </w:p>
